--- a/SEM_6/CNS/Lab 1/Lab 1.docx
+++ b/SEM_6/CNS/Lab 1/Lab 1.docx
@@ -10,7 +10,6 @@
           <w:szCs w:val="24"/>
         </w:rPr>
       </w:pPr>
-      <w:bookmarkStart w:id="0" w:name="_GoBack"/>
       <w:r>
         <w:rPr>
           <w:rFonts w:ascii="Cambria" w:hAnsi="Cambria"/>
@@ -21,7 +20,7 @@
           <wp:inline distT="0" distB="0" distL="0" distR="0">
             <wp:extent cx="7555230" cy="10691495"/>
             <wp:effectExtent l="0" t="0" r="13970" b="1905"/>
-            <wp:docPr id="165210209" name="Picture 3" descr="/Users/dinanathdash/Documents/A4 - 1.pngA4 - 1"/>
+            <wp:docPr id="165210209" name="Picture 3" descr="/Users/dinanathdash/Documents/Drive/A4 - 1.pngA4 - 1"/>
             <wp:cNvGraphicFramePr>
               <a:graphicFrameLocks xmlns:a="http://schemas.openxmlformats.org/drawingml/2006/main" noChangeAspect="1"/>
             </wp:cNvGraphicFramePr>
@@ -29,7 +28,7 @@
               <a:graphicData uri="http://schemas.openxmlformats.org/drawingml/2006/picture">
                 <pic:pic xmlns:pic="http://schemas.openxmlformats.org/drawingml/2006/picture">
                   <pic:nvPicPr>
-                    <pic:cNvPr id="165210209" name="Picture 3" descr="/Users/dinanathdash/Documents/A4 - 1.pngA4 - 1"/>
+                    <pic:cNvPr id="165210209" name="Picture 3" descr="/Users/dinanathdash/Documents/Drive/A4 - 1.pngA4 - 1"/>
                     <pic:cNvPicPr>
                       <a:picLocks noChangeAspect="1"/>
                     </pic:cNvPicPr>
@@ -56,7 +55,6 @@
           </wp:inline>
         </w:drawing>
       </w:r>
-      <w:bookmarkEnd w:id="0"/>
     </w:p>
     <w:p>
       <w:pPr>
@@ -66,6 +64,7 @@
           <w:szCs w:val="24"/>
         </w:rPr>
       </w:pPr>
+      <w:bookmarkStart w:id="0" w:name="_GoBack"/>
       <w:r>
         <w:rPr>
           <w:rFonts w:ascii="Cambria" w:hAnsi="Cambria"/>
@@ -76,7 +75,7 @@
           <wp:inline distT="0" distB="0" distL="0" distR="0">
             <wp:extent cx="7579360" cy="10725785"/>
             <wp:effectExtent l="0" t="0" r="15240" b="18415"/>
-            <wp:docPr id="1097953405" name="Picture 2" descr="/Users/dinanathdash/Documents/A4 - 2.pngA4 - 2"/>
+            <wp:docPr id="1097953405" name="Picture 2" descr="/Users/dinanathdash/Documents/Drive/A4 - 2.pngA4 - 2"/>
             <wp:cNvGraphicFramePr>
               <a:graphicFrameLocks xmlns:a="http://schemas.openxmlformats.org/drawingml/2006/main" noChangeAspect="1"/>
             </wp:cNvGraphicFramePr>
@@ -84,7 +83,7 @@
               <a:graphicData uri="http://schemas.openxmlformats.org/drawingml/2006/picture">
                 <pic:pic xmlns:pic="http://schemas.openxmlformats.org/drawingml/2006/picture">
                   <pic:nvPicPr>
-                    <pic:cNvPr id="1097953405" name="Picture 2" descr="/Users/dinanathdash/Documents/A4 - 2.pngA4 - 2"/>
+                    <pic:cNvPr id="1097953405" name="Picture 2" descr="/Users/dinanathdash/Documents/Drive/A4 - 2.pngA4 - 2"/>
                     <pic:cNvPicPr>
                       <a:picLocks noChangeAspect="1"/>
                     </pic:cNvPicPr>
@@ -111,6 +110,7 @@
           </wp:inline>
         </w:drawing>
       </w:r>
+      <w:bookmarkEnd w:id="0"/>
     </w:p>
     <w:sectPr>
       <w:pgSz w:w="11906" w:h="16838"/>
@@ -784,7 +784,7 @@
 </file>
 
 <file path=customXml/item1.xml><?xml version="1.0" encoding="utf-8"?>
-<b:Sources xmlns:b="http://schemas.openxmlformats.org/officeDocument/2006/bibliography" xmlns="http://schemas.openxmlformats.org/officeDocument/2006/bibliography" SelectedStyle="\APASixthEditionOfficeOnline.xsl" StyleName="APA" Version="6"/>
+<b:Sources xmlns:b="http://schemas.openxmlformats.org/officeDocument/2006/bibliography" xmlns="http://schemas.openxmlformats.org/officeDocument/2006/bibliography" Version="6" SelectedStyle="\APASixthEditionOfficeOnline.xsl" StyleName="APA"/>
 </file>
 
 <file path=customXml/itemProps1.xml><?xml version="1.0" encoding="utf-8"?>
